--- a/protocolos_minutas/ARTE_Protocolo_CMD_Autenticação_Privados_.docx
+++ b/protocolos_minutas/ARTE_Protocolo_CMD_Autenticação_Privados_.docx
@@ -201,7 +201,7 @@
         <w:rPr>
           <w:rFonts w:asciiTheme="minorHAnsi" w:hAnsiTheme="minorHAnsi"/>
         </w:rPr>
-        <w:t>Manuel Dias</w:t>
+        <w:t>Manuel Inácio Veladas Dias</w:t>
       </w:r>
       <w:r>
         <w:rPr>
